--- a/docs/testing/03_Resultados_Pruebas_No_Funcionales.docx
+++ b/docs/testing/03_Resultados_Pruebas_No_Funcionales.docx
@@ -360,7 +360,7 @@
                 <w:sz w:val="19"/>
                 <w:szCs w:val="19"/>
               </w:rPr>
-              <w:t xml:space="preserve">14 de octubre de 2026, 12:48 a. m.</w:t>
+              <w:t xml:space="preserve">28 de octubre de 2026, 2:31 a. m.</w:t>
             </w:r>
           </w:p>
         </w:tc>
@@ -431,7 +431,7 @@
                 <w:sz w:val="19"/>
                 <w:szCs w:val="19"/>
               </w:rPr>
-              <w:t xml:space="preserve">rama sprint_4, commit d1ed711 (más 145 archivos con cambios sin commit)</w:t>
+              <w:t xml:space="preserve">rama cobertura-pruebas, commit 000f31c (más 58 archivos con cambios sin commit)</w:t>
             </w:r>
           </w:p>
         </w:tc>
@@ -502,7 +502,7 @@
                 <w:sz w:val="19"/>
                 <w:szCs w:val="19"/>
               </w:rPr>
-              <w:t xml:space="preserve">Regresión completa final (tras los merges de US-12, US-13 y US-21, SonarQube y OpenAPI). Automatizada con scripts (Jest, Playwright, cliente Socket.IO, scripts de shell) sobre el entorno Docker de pruebas</w:t>
+              <w:t xml:space="preserve">Ejecución completa desde cero. Automatizada con scripts (Jest, Playwright, cliente Socket.IO, scripts de shell) sobre el entorno Docker de pruebas</w:t>
             </w:r>
           </w:p>
         </w:tc>
@@ -573,7 +573,7 @@
                 <w:sz w:val="19"/>
                 <w:szCs w:val="19"/>
               </w:rPr>
-              <w:t xml:space="preserve">16 de 21 casos aprobados · 0 fallidos · 5 con observación</w:t>
+              <w:t xml:space="preserve">17 de 21 casos aprobados · 0 fallidos · 4 con observación</w:t>
             </w:r>
           </w:p>
         </w:tc>
@@ -997,7 +997,7 @@
                 <w:sz w:val="19"/>
                 <w:szCs w:val="19"/>
               </w:rPr>
-              <w:t xml:space="preserve">16</w:t>
+              <w:t xml:space="preserve">17</w:t>
             </w:r>
           </w:p>
         </w:tc>
@@ -1062,7 +1062,7 @@
                 <w:sz w:val="19"/>
                 <w:szCs w:val="19"/>
               </w:rPr>
-              <w:t xml:space="preserve">5</w:t>
+              <w:t xml:space="preserve">4</w:t>
             </w:r>
           </w:p>
         </w:tc>
@@ -1096,7 +1096,7 @@
                 <w:sz w:val="19"/>
                 <w:szCs w:val="19"/>
               </w:rPr>
-              <w:t xml:space="preserve">76 %</w:t>
+              <w:t xml:space="preserve">81 %</w:t>
             </w:r>
           </w:p>
         </w:tc>
@@ -1128,7 +1128,7 @@
                 <w:sz w:val="19"/>
                 <w:szCs w:val="19"/>
               </w:rPr>
-              <w:t xml:space="preserve">3.8 min</w:t>
+              <w:t xml:space="preserve">8.4 min</w:t>
             </w:r>
           </w:p>
         </w:tc>
@@ -1778,7 +1778,7 @@
                 <w:sz w:val="19"/>
                 <w:szCs w:val="19"/>
               </w:rPr>
-              <w:t xml:space="preserve">4</w:t>
+              <w:t xml:space="preserve">5</w:t>
             </w:r>
           </w:p>
         </w:tc>
@@ -1845,7 +1845,7 @@
                 <w:sz w:val="19"/>
                 <w:szCs w:val="19"/>
               </w:rPr>
-              <w:t xml:space="preserve">2</w:t>
+              <w:t xml:space="preserve">1</w:t>
             </w:r>
           </w:p>
         </w:tc>
@@ -2810,7 +2810,7 @@
                 <w:sz w:val="19"/>
                 <w:szCs w:val="19"/>
               </w:rPr>
-              <w:t xml:space="preserve">rama sprint_4 · commit d1ed711 (más 145 archivos con cambios sin commit) (+145 archivo(s) con cambios sin comitear)</w:t>
+              <w:t xml:space="preserve">rama cobertura-pruebas · commit 000f31c (más 58 archivos con cambios sin commit) (+58 archivo(s) con cambios sin comitear)</w:t>
             </w:r>
           </w:p>
         </w:tc>
@@ -3014,7 +3014,7 @@
                 <w:sz w:val="19"/>
                 <w:szCs w:val="19"/>
               </w:rPr>
-              <w:t xml:space="preserve">v22.23.3</w:t>
+              <w:t xml:space="preserve">v22.23.4</w:t>
             </w:r>
           </w:p>
         </w:tc>
@@ -3286,7 +3286,7 @@
                 <w:sz w:val="19"/>
                 <w:szCs w:val="19"/>
               </w:rPr>
-              <w:t xml:space="preserve">nginx/1.31.6</w:t>
+              <w:t xml:space="preserve">nginx/1.31.8</w:t>
             </w:r>
           </w:p>
         </w:tc>
@@ -4660,7 +4660,7 @@
                 <w:sz w:val="19"/>
                 <w:szCs w:val="19"/>
               </w:rPr>
-              <w:t xml:space="preserve">GET /api/canchas: p95 6 ms (&lt; 2000 ms), sin errores → p50 3 ms · máx 7 ms</w:t>
+              <w:t xml:space="preserve">GET /api/canchas: p95 12 ms (&lt; 2000 ms), sin errores → p50 5 ms · máx 32 ms</w:t>
             </w:r>
           </w:p>
           <w:p>
@@ -4684,7 +4684,7 @@
                 <w:sz w:val="19"/>
                 <w:szCs w:val="19"/>
               </w:rPr>
-              <w:t xml:space="preserve">GET /api/canchas/:id: p95 7 ms (&lt; 2000 ms), sin errores → p50 4 ms · máx 12 ms</w:t>
+              <w:t xml:space="preserve">GET /api/canchas/:id: p95 19 ms (&lt; 2000 ms), sin errores → p50 8 ms · máx 27 ms</w:t>
             </w:r>
           </w:p>
           <w:p>
@@ -4708,7 +4708,7 @@
                 <w:sz w:val="19"/>
                 <w:szCs w:val="19"/>
               </w:rPr>
-              <w:t xml:space="preserve">GET /api/canchas/:id/disponibilidad: p95 9 ms (&lt; 2000 ms), sin errores → p50 4 ms · máx 30 ms</w:t>
+              <w:t xml:space="preserve">GET /api/canchas/:id/disponibilidad: p95 17 ms (&lt; 2000 ms), sin errores → p50 7 ms · máx 23 ms</w:t>
             </w:r>
           </w:p>
           <w:p>
@@ -4732,7 +4732,7 @@
                 <w:sz w:val="19"/>
                 <w:szCs w:val="19"/>
               </w:rPr>
-              <w:t xml:space="preserve">GET /api/reservas/mias: p95 9 ms (&lt; 2000 ms), sin errores → p50 4 ms · máx 21 ms</w:t>
+              <w:t xml:space="preserve">GET /api/reservas/mias: p95 8 ms (&lt; 2000 ms), sin errores → p50 4 ms · máx 10 ms</w:t>
             </w:r>
           </w:p>
           <w:p>
@@ -4756,7 +4756,7 @@
                 <w:sz w:val="19"/>
                 <w:szCs w:val="19"/>
               </w:rPr>
-              <w:t xml:space="preserve">POST /api/auth/login: p95 114 ms (&lt; 2000 ms), sin errores → p50 94 ms · máx 205 ms</w:t>
+              <w:t xml:space="preserve">POST /api/auth/login: p95 238 ms (&lt; 2000 ms), sin errores → p50 221 ms · máx 252 ms</w:t>
             </w:r>
           </w:p>
         </w:tc>
@@ -4831,7 +4831,7 @@
                 <w:sz w:val="19"/>
                 <w:szCs w:val="19"/>
               </w:rPr>
-              <w:t xml:space="preserve">APROBADA  ·  duración 3.2 s  ·  14/10/26, 1:00:11 a. m. (hora de Colombia)</w:t>
+              <w:t xml:space="preserve">APROBADA  ·  duración 6.2 s  ·  28/10/26, 2:55:08 a. m. (hora de Colombia)</w:t>
             </w:r>
           </w:p>
         </w:tc>
@@ -4896,7 +4896,7 @@
                 <w:sz w:val="15"/>
                 <w:szCs w:val="15"/>
               </w:rPr>
-              <w:t xml:space="preserve">Endpoint                              n    p50     p95      máx      errores 5xx</w:t>
+              <w:t xml:space="preserve">Endpoint                              n    p50      p95      máx      errores 5xx</w:t>
             </w:r>
           </w:p>
           <w:p>
@@ -4909,7 +4909,7 @@
                 <w:sz w:val="15"/>
                 <w:szCs w:val="15"/>
               </w:rPr>
-              <w:t xml:space="preserve">GET /api/canchas                      60   3 ms    6 ms     7 ms     0</w:t>
+              <w:t xml:space="preserve">GET /api/canchas                      60   5 ms     12 ms    32 ms    0</w:t>
             </w:r>
           </w:p>
           <w:p>
@@ -4922,7 +4922,7 @@
                 <w:sz w:val="15"/>
                 <w:szCs w:val="15"/>
               </w:rPr>
-              <w:t xml:space="preserve">GET /api/canchas/:id                  60   4 ms    7 ms     12 ms    0</w:t>
+              <w:t xml:space="preserve">GET /api/canchas/:id                  60   8 ms     19 ms    27 ms    0</w:t>
             </w:r>
           </w:p>
           <w:p>
@@ -4935,7 +4935,7 @@
                 <w:sz w:val="15"/>
                 <w:szCs w:val="15"/>
               </w:rPr>
-              <w:t xml:space="preserve">GET /api/canchas/:id/disponibilidad   60   4 ms    9 ms     30 ms    0</w:t>
+              <w:t xml:space="preserve">GET /api/canchas/:id/disponibilidad   60   7 ms     17 ms    23 ms    0</w:t>
             </w:r>
           </w:p>
           <w:p>
@@ -4948,7 +4948,7 @@
                 <w:sz w:val="15"/>
                 <w:szCs w:val="15"/>
               </w:rPr>
-              <w:t xml:space="preserve">GET /api/reservas/mias                60   4 ms    9 ms     21 ms    0</w:t>
+              <w:t xml:space="preserve">GET /api/reservas/mias                60   4 ms     8 ms     10 ms    0</w:t>
             </w:r>
           </w:p>
           <w:p>
@@ -4961,7 +4961,7 @@
                 <w:sz w:val="15"/>
                 <w:szCs w:val="15"/>
               </w:rPr>
-              <w:t xml:space="preserve">POST /api/auth/login                  20   94 ms   114 ms   205 ms   0</w:t>
+              <w:t xml:space="preserve">POST /api/auth/login                  20   221 ms   238 ms   252 ms   0</w:t>
             </w:r>
           </w:p>
         </w:tc>
@@ -5781,7 +5781,7 @@
                 <w:sz w:val="19"/>
                 <w:szCs w:val="19"/>
               </w:rPr>
-              <w:t xml:space="preserve">p95 menor a 2000 ms → p50 86 ms · p95 180 ms · máx 205 ms</w:t>
+              <w:t xml:space="preserve">p95 menor a 2000 ms → p50 230 ms · p95 1199 ms · máx 1621 ms</w:t>
             </w:r>
           </w:p>
         </w:tc>
@@ -5856,7 +5856,7 @@
                 <w:sz w:val="19"/>
                 <w:szCs w:val="19"/>
               </w:rPr>
-              <w:t xml:space="preserve">APROBADA  ·  duración 0.6 s  ·  14/10/26, 1:00:11 a. m. (hora de Colombia)</w:t>
+              <w:t xml:space="preserve">APROBADA  ·  duración 2.6 s  ·  28/10/26, 2:55:11 a. m. (hora de Colombia)</w:t>
             </w:r>
           </w:p>
         </w:tc>
@@ -6665,7 +6665,7 @@
                 <w:sz w:val="19"/>
                 <w:szCs w:val="19"/>
               </w:rPr>
-              <w:t xml:space="preserve">Listado usable en menos de 2 s (p95) → p50 175 ms · p95 236 ms · máx 236 ms</w:t>
+              <w:t xml:space="preserve">Listado usable en menos de 2 s (p95) → p50 538 ms · p95 923 ms · máx 923 ms</w:t>
             </w:r>
           </w:p>
           <w:p>
@@ -6689,7 +6689,7 @@
                 <w:sz w:val="19"/>
                 <w:szCs w:val="19"/>
               </w:rPr>
-              <w:t xml:space="preserve">Detalle con temporizador en menos de 3 s (p95) → p50 187 ms · p95 249 ms · máx 249 ms</w:t>
+              <w:t xml:space="preserve">Detalle con temporizador en menos de 3 s (p95) → p50 304 ms · p95 641 ms · máx 641 ms</w:t>
             </w:r>
           </w:p>
           <w:p>
@@ -6713,7 +6713,7 @@
                 <w:sz w:val="19"/>
                 <w:szCs w:val="19"/>
               </w:rPr>
-              <w:t xml:space="preserve">DOMContentLoaded del listado: mediana 18 ms</w:t>
+              <w:t xml:space="preserve">DOMContentLoaded del listado: mediana 20 ms</w:t>
             </w:r>
           </w:p>
         </w:tc>
@@ -6788,7 +6788,7 @@
                 <w:sz w:val="19"/>
                 <w:szCs w:val="19"/>
               </w:rPr>
-              <w:t xml:space="preserve">APROBADA  ·  duración 7.3 s  ·  14/10/26, 1:00:18 a. m. (hora de Colombia)</w:t>
+              <w:t xml:space="preserve">APROBADA  ·  duración 35.7 s  ·  28/10/26, 2:55:46 a. m. (hora de Colombia)</w:t>
             </w:r>
           </w:p>
         </w:tc>
@@ -7708,7 +7708,7 @@
                 <w:sz w:val="19"/>
                 <w:szCs w:val="19"/>
               </w:rPr>
-              <w:t xml:space="preserve">OBSERVACIÓN  ·  duración 0.0 s  ·  14/10/26, 1:00:18 a. m. (hora de Colombia)</w:t>
+              <w:t xml:space="preserve">OBSERVACIÓN  ·  duración 0.1 s  ·  28/10/26, 2:55:47 a. m. (hora de Colombia)</w:t>
             </w:r>
           </w:p>
         </w:tc>
@@ -8560,7 +8560,7 @@
                 <w:sz w:val="19"/>
                 <w:szCs w:val="19"/>
               </w:rPr>
-              <w:t xml:space="preserve">100/100 conexiones simultáneas recibieron su temporizador (452 ms)</w:t>
+              <w:t xml:space="preserve">100/100 conexiones simultáneas recibieron su temporizador (2438 ms)</w:t>
             </w:r>
           </w:p>
           <w:p>
@@ -8608,7 +8608,7 @@
                 <w:sz w:val="19"/>
                 <w:szCs w:val="19"/>
               </w:rPr>
-              <w:t xml:space="preserve">Aviso "franja A en proceso de reserva": 99/99 lo recibieron una vez (perdidos 0, duplicados 0, 309 ms)</w:t>
+              <w:t xml:space="preserve">Aviso "franja A en proceso de reserva": 99/99 lo recibieron una vez (perdidos 0, duplicados 0, 414 ms)</w:t>
             </w:r>
           </w:p>
           <w:p>
@@ -8656,7 +8656,7 @@
                 <w:sz w:val="19"/>
                 <w:szCs w:val="19"/>
               </w:rPr>
-              <w:t xml:space="preserve">Aviso "franja B en proceso de reserva": 99/99 lo recibieron una vez (perdidos 0, duplicados 0, 320 ms)</w:t>
+              <w:t xml:space="preserve">Aviso "franja B en proceso de reserva": 99/99 lo recibieron una vez (perdidos 0, duplicados 0, 300 ms)</w:t>
             </w:r>
           </w:p>
           <w:p>
@@ -8728,7 +8728,7 @@
                 <w:sz w:val="19"/>
                 <w:szCs w:val="19"/>
               </w:rPr>
-              <w:t xml:space="preserve">Aviso "franja B reservada": 99/99 lo recibieron una vez (perdidos 0, duplicados 0, 313 ms)</w:t>
+              <w:t xml:space="preserve">Aviso "franja B reservada": 99/99 lo recibieron una vez (perdidos 0, duplicados 0, 329 ms)</w:t>
             </w:r>
           </w:p>
           <w:p>
@@ -8752,7 +8752,7 @@
                 <w:sz w:val="19"/>
                 <w:szCs w:val="19"/>
               </w:rPr>
-              <w:t xml:space="preserve">Aviso "franja A liberada" al salir el usuario: 99/99 lo recibieron una vez (perdidos 0, duplicados 0, 10428 ms)</w:t>
+              <w:t xml:space="preserve">Aviso "franja A liberada" al salir el usuario: 99/99 lo recibieron una vez (perdidos 0, duplicados 0, 10481 ms)</w:t>
             </w:r>
           </w:p>
           <w:p>
@@ -8851,7 +8851,7 @@
                 <w:sz w:val="19"/>
                 <w:szCs w:val="19"/>
               </w:rPr>
-              <w:t xml:space="preserve">APROBADA  ·  duración 32.6 s  ·  14/10/26, 1:00:51 a. m. (hora de Colombia)</w:t>
+              <w:t xml:space="preserve">APROBADA  ·  duración 69.3 s  ·  28/10/26, 2:56:56 a. m. (hora de Colombia)</w:t>
             </w:r>
           </w:p>
         </w:tc>
@@ -9671,7 +9671,7 @@
                 <w:sz w:val="19"/>
                 <w:szCs w:val="19"/>
               </w:rPr>
-              <w:t xml:space="preserve">Conexión de 250 clientes: 250/250 en 1139 ms</w:t>
+              <w:t xml:space="preserve">Conexión de 250 clientes: 250/250 en 15195 ms</w:t>
             </w:r>
           </w:p>
           <w:p>
@@ -9695,7 +9695,7 @@
                 <w:sz w:val="19"/>
                 <w:szCs w:val="19"/>
               </w:rPr>
-              <w:t xml:space="preserve">Consumo del backend tras la prueba: canchaya-qa-backend-1 71.71MiB / 7.74GiB 2.65%</w:t>
+              <w:t xml:space="preserve">Consumo del backend tras la prueba: canchaya-qa-backend-1 60.66MiB / 7.739GiB 9.84%</w:t>
             </w:r>
           </w:p>
         </w:tc>
@@ -9770,7 +9770,7 @@
                 <w:sz w:val="19"/>
                 <w:szCs w:val="19"/>
               </w:rPr>
-              <w:t xml:space="preserve">APROBADA  ·  duración 63.6 s  ·  14/10/26, 1:01:55 a. m. (hora de Colombia)</w:t>
+              <w:t xml:space="preserve">APROBADA  ·  duración 153.1 s  ·  28/10/26, 2:59:29 a. m. (hora de Colombia)</w:t>
             </w:r>
           </w:p>
         </w:tc>
@@ -9861,7 +9861,7 @@
                 <w:sz w:val="15"/>
                 <w:szCs w:val="15"/>
               </w:rPr>
-              <w:t xml:space="preserve">[OK]    250/250 conexiones simultáneas recibieron su temporizador (1139 ms)</w:t>
+              <w:t xml:space="preserve">[OK]    250/250 conexiones simultáneas recibieron su temporizador (15195 ms)</w:t>
             </w:r>
           </w:p>
           <w:p>
@@ -9887,7 +9887,7 @@
                 <w:sz w:val="15"/>
                 <w:szCs w:val="15"/>
               </w:rPr>
-              <w:t xml:space="preserve">[OK]    Aviso "franja A en proceso de reserva": 249/249 lo recibieron una vez (perdidos 0, duplicados 0, 425 ms)</w:t>
+              <w:t xml:space="preserve">[OK]    Aviso "franja A en proceso de reserva": 249/249 lo recibieron una vez (perdidos 0, duplicados 0, 418 ms)</w:t>
             </w:r>
           </w:p>
           <w:p>
@@ -9913,7 +9913,7 @@
                 <w:sz w:val="15"/>
                 <w:szCs w:val="15"/>
               </w:rPr>
-              <w:t xml:space="preserve">[OK]    Aviso "franja B en proceso de reserva": 249/249 lo recibieron una vez (perdidos 0, duplicados 0, 301 ms)</w:t>
+              <w:t xml:space="preserve">[OK]    Aviso "franja B en proceso de reserva": 249/249 lo recibieron una vez (perdidos 0, duplicados 0, 309 ms)</w:t>
             </w:r>
           </w:p>
           <w:p>
@@ -9952,7 +9952,7 @@
                 <w:sz w:val="15"/>
                 <w:szCs w:val="15"/>
               </w:rPr>
-              <w:t xml:space="preserve">[OK]    Aviso "franja B reservada": 249/249 lo recibieron una vez (perdidos 0, duplicados 0, 310 ms)</w:t>
+              <w:t xml:space="preserve">[OK]    Aviso "franja B reservada": 249/249 lo recibieron una vez (perdidos 0, duplicados 0, 312 ms)</w:t>
             </w:r>
           </w:p>
           <w:p>
@@ -9965,7 +9965,7 @@
                 <w:sz w:val="15"/>
                 <w:szCs w:val="15"/>
               </w:rPr>
-              <w:t xml:space="preserve">[OK]    Aviso "franja A liberada" al salir el usuario: 249/249 lo recibieron una vez (perdidos 0, duplicados 0, 10388 ms)</w:t>
+              <w:t xml:space="preserve">[OK]    Aviso "franja A liberada" al salir el usuario: 249/249 lo recibieron una vez (perdidos 0, duplicados 0, 10411 ms)</w:t>
             </w:r>
           </w:p>
           <w:p>
@@ -10906,7 +10906,7 @@
                 <w:sz w:val="19"/>
                 <w:szCs w:val="19"/>
               </w:rPr>
-              <w:t xml:space="preserve">Las 100 peticiones simultáneas se resolvieron en 537 ms (p95 individual 514 ms)</w:t>
+              <w:t xml:space="preserve">Las 100 peticiones simultáneas se resolvieron en 1364 ms (p95 individual 1318 ms)</w:t>
             </w:r>
           </w:p>
         </w:tc>
@@ -10981,7 +10981,7 @@
                 <w:sz w:val="19"/>
                 <w:szCs w:val="19"/>
               </w:rPr>
-              <w:t xml:space="preserve">APROBADA  ·  duración 19.9 s  ·  14/10/26, 1:02:15 a. m. (hora de Colombia)</w:t>
+              <w:t xml:space="preserve">APROBADA  ·  duración 46.4 s  ·  28/10/26, 3:00:15 a. m. (hora de Colombia)</w:t>
             </w:r>
           </w:p>
         </w:tc>
@@ -12014,7 +12014,7 @@
                 <w:sz w:val="19"/>
                 <w:szCs w:val="19"/>
               </w:rPr>
-              <w:t xml:space="preserve">APROBADA  ·  duración 0.2 s  ·  14/10/26, 1:02:15 a. m. (hora de Colombia)</w:t>
+              <w:t xml:space="preserve">APROBADA  ·  duración 0.6 s  ·  28/10/26, 3:00:16 a. m. (hora de Colombia)</w:t>
             </w:r>
           </w:p>
         </w:tc>
@@ -12933,7 +12933,7 @@
                 <w:sz w:val="19"/>
                 <w:szCs w:val="19"/>
               </w:rPr>
-              <w:t xml:space="preserve">Id de cancha con SQL: 400 inmediato (sin ejecutar pg_sleep) → HTTP 400 en 2 ms</w:t>
+              <w:t xml:space="preserve">Id de cancha con SQL: 400 inmediato (sin ejecutar pg_sleep) → HTTP 400 en 3 ms</w:t>
             </w:r>
           </w:p>
           <w:p>
@@ -13104,7 +13104,7 @@
                 <w:sz w:val="19"/>
                 <w:szCs w:val="19"/>
               </w:rPr>
-              <w:t xml:space="preserve">APROBADA  ·  duración 2.4 s  ·  14/10/26, 1:02:17 a. m. (hora de Colombia)</w:t>
+              <w:t xml:space="preserve">APROBADA  ·  duración 8.8 s  ·  28/10/26, 3:00:25 a. m. (hora de Colombia)</w:t>
             </w:r>
           </w:p>
         </w:tc>
@@ -14164,7 +14164,7 @@
                 <w:sz w:val="19"/>
                 <w:szCs w:val="19"/>
               </w:rPr>
-              <w:t xml:space="preserve">APROBADA  ·  duración 0.0 s  ·  14/10/26, 1:02:17 a. m. (hora de Colombia)</w:t>
+              <w:t xml:space="preserve">APROBADA  ·  duración 0.1 s  ·  28/10/26, 3:00:25 a. m. (hora de Colombia)</w:t>
             </w:r>
           </w:p>
         </w:tc>
@@ -15097,7 +15097,7 @@
                 <w:sz w:val="19"/>
                 <w:szCs w:val="19"/>
               </w:rPr>
-              <w:t xml:space="preserve">OBSERVACIÓN  ·  duración 0.0 s  ·  14/10/26, 1:02:17 a. m. (hora de Colombia)</w:t>
+              <w:t xml:space="preserve">OBSERVACIÓN  ·  duración 0.0 s  ·  28/10/26, 3:00:25 a. m. (hora de Colombia)</w:t>
             </w:r>
           </w:p>
         </w:tc>
@@ -16056,7 +16056,7 @@
                 <w:sz w:val="19"/>
                 <w:szCs w:val="19"/>
               </w:rPr>
-              <w:t xml:space="preserve">APROBADA  ·  duración 1.4 s  ·  14/10/26, 1:02:19 a. m. (hora de Colombia)</w:t>
+              <w:t xml:space="preserve">APROBADA  ·  duración 3.1 s  ·  28/10/26, 3:00:28 a. m. (hora de Colombia)</w:t>
             </w:r>
           </w:p>
         </w:tc>
@@ -16213,7 +16213,7 @@
               <w:bottom w:val="single" w:color="C5CDD3" w:sz="4"/>
               <w:right w:val="single" w:color="C5CDD3" w:sz="4"/>
             </w:tcBorders>
-            <w:shd w:fill="FFF3E0" w:color="auto" w:val="clear"/>
+            <w:shd w:fill="E8F5E9" w:color="auto" w:val="clear"/>
             <w:tcMar>
               <w:top w:type="dxa" w:w="70"/>
               <w:left w:type="dxa" w:w="110"/>
@@ -16232,11 +16232,11 @@
                 <w:rFonts w:ascii="Arial" w:cs="Arial" w:eastAsia="Arial" w:hAnsi="Arial"/>
                 <w:b/>
                 <w:bCs/>
-                <w:color w:val="8A4B00"/>
-                <w:sz w:val="19"/>
-                <w:szCs w:val="19"/>
-              </w:rPr>
-              <w:t xml:space="preserve">OBSERVACIÓN</w:t>
+                <w:color w:val="1B5E20"/>
+                <w:sz w:val="19"/>
+                <w:szCs w:val="19"/>
+              </w:rPr>
+              <w:t xml:space="preserve">APROBADA</w:t>
             </w:r>
           </w:p>
         </w:tc>
@@ -16916,7 +16916,7 @@
                 <w:sz w:val="19"/>
                 <w:szCs w:val="19"/>
               </w:rPr>
-              <w:t xml:space="preserve">Ninguno de los 145 archivos versionados contiene credenciales → sin coincidencias</w:t>
+              <w:t xml:space="preserve">Ninguno de los 173 archivos versionados contiene credenciales → sin coincidencias</w:t>
             </w:r>
           </w:p>
           <w:p>
@@ -16928,30 +16928,6 @@
                 <w:rFonts w:ascii="Arial" w:cs="Arial" w:eastAsia="Arial" w:hAnsi="Arial"/>
                 <w:b/>
                 <w:bCs/>
-                <w:color w:val="8A4B00"/>
-                <w:sz w:val="19"/>
-                <w:szCs w:val="19"/>
-              </w:rPr>
-              <w:t xml:space="preserve">⚠ </w:t>
-            </w:r>
-            <w:r>
-              <w:rPr>
-                <w:rFonts w:ascii="Arial" w:cs="Arial" w:eastAsia="Arial" w:hAnsi="Arial"/>
-                <w:sz w:val="19"/>
-                <w:szCs w:val="19"/>
-              </w:rPr>
-              <w:t xml:space="preserve">El workflow de CI define la contraseña de una base PostgreSQL efímera (canchaya:canchaya@localhost) para el job de pruebas: es aceptable porque la base solo existe durante el job y no contiene datos reales, pero no debe reutilizarse en ningún otro entorno.</w:t>
-            </w:r>
-          </w:p>
-          <w:p>
-            <w:pPr>
-              <w:spacing w:after="30" w:line="264"/>
-            </w:pPr>
-            <w:r>
-              <w:rPr>
-                <w:rFonts w:ascii="Arial" w:cs="Arial" w:eastAsia="Arial" w:hAnsi="Arial"/>
-                <w:b/>
-                <w:bCs/>
                 <w:color w:val="1B5E20"/>
                 <w:sz w:val="19"/>
                 <w:szCs w:val="19"/>
@@ -16964,31 +16940,7 @@
                 <w:sz w:val="19"/>
                 <w:szCs w:val="19"/>
               </w:rPr>
-              <w:t xml:space="preserve">backend: sin vulnerabilidades altas ni críticas en producción → crítica 0 · alta 0 · moderada 1 · baja 0</w:t>
-            </w:r>
-          </w:p>
-          <w:p>
-            <w:pPr>
-              <w:spacing w:after="30" w:line="264"/>
-            </w:pPr>
-            <w:r>
-              <w:rPr>
-                <w:rFonts w:ascii="Arial" w:cs="Arial" w:eastAsia="Arial" w:hAnsi="Arial"/>
-                <w:b/>
-                <w:bCs/>
-                <w:color w:val="8A4B00"/>
-                <w:sz w:val="19"/>
-                <w:szCs w:val="19"/>
-              </w:rPr>
-              <w:t xml:space="preserve">⚠ </w:t>
-            </w:r>
-            <w:r>
-              <w:rPr>
-                <w:rFonts w:ascii="Arial" w:cs="Arial" w:eastAsia="Arial" w:hAnsi="Arial"/>
-                <w:sz w:val="19"/>
-                <w:szCs w:val="19"/>
-              </w:rPr>
-              <w:t xml:space="preserve">backend: 1 vulnerabilidades moderadas/bajas pendientes de revisión (npm audit).</w:t>
+              <w:t xml:space="preserve">backend: sin vulnerabilidades altas ni críticas en producción → crítica 0 · alta 0 · moderada 0 · baja 0</w:t>
             </w:r>
           </w:p>
           <w:p>
@@ -17065,29 +17017,29 @@
               <w:bottom w:val="single" w:color="C5CDD3" w:sz="4"/>
               <w:right w:val="single" w:color="C5CDD3" w:sz="4"/>
             </w:tcBorders>
-            <w:shd w:fill="FFF3E0" w:color="auto" w:val="clear"/>
-            <w:tcMar>
-              <w:top w:type="dxa" w:w="70"/>
-              <w:left w:type="dxa" w:w="110"/>
-              <w:bottom w:type="dxa" w:w="50"/>
-              <w:right w:type="dxa" w:w="110"/>
-            </w:tcMar>
-            <w:vAlign w:val="top"/>
-          </w:tcPr>
-          <w:p>
-            <w:pPr>
-              <w:spacing w:after="40" w:line="264"/>
-            </w:pPr>
-            <w:r>
-              <w:rPr>
-                <w:rFonts w:ascii="Arial" w:cs="Arial" w:eastAsia="Arial" w:hAnsi="Arial"/>
-                <w:b/>
-                <w:bCs/>
-                <w:color w:val="8A4B00"/>
-                <w:sz w:val="19"/>
-                <w:szCs w:val="19"/>
-              </w:rPr>
-              <w:t xml:space="preserve">OBSERVACIÓN  ·  duración 5.2 s  ·  14/10/26, 1:02:24 a. m. (hora de Colombia)</w:t>
+            <w:shd w:fill="E8F5E9" w:color="auto" w:val="clear"/>
+            <w:tcMar>
+              <w:top w:type="dxa" w:w="70"/>
+              <w:left w:type="dxa" w:w="110"/>
+              <w:bottom w:type="dxa" w:w="50"/>
+              <w:right w:type="dxa" w:w="110"/>
+            </w:tcMar>
+            <w:vAlign w:val="top"/>
+          </w:tcPr>
+          <w:p>
+            <w:pPr>
+              <w:spacing w:after="40" w:line="264"/>
+            </w:pPr>
+            <w:r>
+              <w:rPr>
+                <w:rFonts w:ascii="Arial" w:cs="Arial" w:eastAsia="Arial" w:hAnsi="Arial"/>
+                <w:b/>
+                <w:bCs/>
+                <w:color w:val="1B5E20"/>
+                <w:sz w:val="19"/>
+                <w:szCs w:val="19"/>
+              </w:rPr>
+              <w:t xml:space="preserve">APROBADA  ·  duración 16.8 s  ·  28/10/26, 3:00:45 a. m. (hora de Colombia)</w:t>
             </w:r>
           </w:p>
         </w:tc>
@@ -17162,6 +17114,38 @@
                 <w:szCs w:val="19"/>
               </w:rPr>
               <w:t xml:space="preserve">DEF-02 (Alta): Dependencias de producción del backend con vulnerabilidades conocidas (1 crítica, 1 alta, 2 moderadas)</w:t>
+            </w:r>
+          </w:p>
+          <w:p>
+            <w:pPr>
+              <w:spacing w:after="20" w:before="0" w:line="276"/>
+            </w:pPr>
+            <w:r>
+              <w:rPr>
+                <w:rFonts w:ascii="Arial" w:cs="Arial" w:eastAsia="Arial" w:hAnsi="Arial"/>
+                <w:b/>
+                <w:bCs/>
+                <w:color w:val="B71C1C"/>
+                <w:sz w:val="19"/>
+                <w:szCs w:val="19"/>
+              </w:rPr>
+              <w:t xml:space="preserve">DEF-17 (Media): Dependencias de producción con vulnerabilidades conocidas (1 alta en el backend y 1 alta en el frontend)</w:t>
+            </w:r>
+          </w:p>
+          <w:p>
+            <w:pPr>
+              <w:spacing w:after="20" w:before="0" w:line="276"/>
+            </w:pPr>
+            <w:r>
+              <w:rPr>
+                <w:rFonts w:ascii="Arial" w:cs="Arial" w:eastAsia="Arial" w:hAnsi="Arial"/>
+                <w:b/>
+                <w:bCs/>
+                <w:color w:val="B71C1C"/>
+                <w:sz w:val="19"/>
+                <w:szCs w:val="19"/>
+              </w:rPr>
+              <w:t xml:space="preserve">DEF-18 (Media): Hallazgos de seguridad del SonarQube del equipo: credenciales de ejemplo en el pipeline, entradas sin validar y scripts de instalación habilitados</w:t>
             </w:r>
           </w:p>
         </w:tc>
@@ -18065,7 +18049,7 @@
                 <w:sz w:val="19"/>
                 <w:szCs w:val="19"/>
               </w:rPr>
-              <w:t xml:space="preserve">APROBADA  ·  duración 16.3 s  ·  14/10/26, 1:02:40 a. m. (hora de Colombia)</w:t>
+              <w:t xml:space="preserve">APROBADA  ·  duración 17.7 s  ·  28/10/26, 3:01:02 a. m. (hora de Colombia)</w:t>
             </w:r>
           </w:p>
         </w:tc>
@@ -19153,7 +19137,7 @@
                 <w:sz w:val="19"/>
                 <w:szCs w:val="19"/>
               </w:rPr>
-              <w:t xml:space="preserve">APROBADA  ·  duración 38.3 s  ·  14/10/26, 1:03:18 a. m. (hora de Colombia)</w:t>
+              <w:t xml:space="preserve">APROBADA  ·  duración 55.1 s  ·  28/10/26, 3:01:58 a. m. (hora de Colombia)</w:t>
             </w:r>
           </w:p>
         </w:tc>
@@ -20410,7 +20394,7 @@
                 <w:sz w:val="19"/>
                 <w:szCs w:val="19"/>
               </w:rPr>
-              <w:t xml:space="preserve">El campo enfocado muestra un indicador visible → outline: none 3px, sombra: rgba(21, 128, 61, 0.07) 0px 0px 0px 2.30</w:t>
+              <w:t xml:space="preserve">El campo enfocado muestra un indicador visible → outline: none 3px, sombra: rgba(21, 128, 61, 0.12) 0px 0px 0px 4px</w:t>
             </w:r>
           </w:p>
           <w:p>
@@ -20533,7 +20517,7 @@
                 <w:sz w:val="19"/>
                 <w:szCs w:val="19"/>
               </w:rPr>
-              <w:t xml:space="preserve">OBSERVACIÓN  ·  duración 2.3 s  ·  14/10/26, 1:03:21 a. m. (hora de Colombia)</w:t>
+              <w:t xml:space="preserve">OBSERVACIÓN  ·  duración 7.1 s  ·  28/10/26, 3:02:05 a. m. (hora de Colombia)</w:t>
             </w:r>
           </w:p>
         </w:tc>
@@ -21349,7 +21333,7 @@
                 <w:sz w:val="19"/>
                 <w:szCs w:val="19"/>
               </w:rPr>
-              <w:t xml:space="preserve">Chromium 156.0.8078.4: login, 5 canchas y temporizador en marcha → 02:41 → 02:39</w:t>
+              <w:t xml:space="preserve">Chromium 156.0.8078.4: login, 5 canchas y temporizador en marcha → 02:54 → 02:52</w:t>
             </w:r>
           </w:p>
           <w:p>
@@ -21373,7 +21357,7 @@
                 <w:sz w:val="19"/>
                 <w:szCs w:val="19"/>
               </w:rPr>
-              <w:t xml:space="preserve">Firefox 157.0: login, 5 canchas y temporizador en marcha → 02:33 → 02:30</w:t>
+              <w:t xml:space="preserve">Firefox 157.0: login, 5 canchas y temporizador en marcha → 02:42 → 02:40</w:t>
             </w:r>
           </w:p>
           <w:p>
@@ -21397,7 +21381,7 @@
                 <w:sz w:val="19"/>
                 <w:szCs w:val="19"/>
               </w:rPr>
-              <w:t xml:space="preserve">WebKit 27.2: login, 5 canchas y temporizador en marcha → 02:27 → 02:25</w:t>
+              <w:t xml:space="preserve">WebKit 27.2: login, 5 canchas y temporizador en marcha → 02:59 → 02:57</w:t>
             </w:r>
           </w:p>
         </w:tc>
@@ -21472,7 +21456,7 @@
                 <w:sz w:val="19"/>
                 <w:szCs w:val="19"/>
               </w:rPr>
-              <w:t xml:space="preserve">APROBADA  ·  duración 17.9 s  ·  14/10/26, 1:03:39 a. m. (hora de Colombia)</w:t>
+              <w:t xml:space="preserve">APROBADA  ·  duración 49.6 s  ·  28/10/26, 3:02:54 a. m. (hora de Colombia)</w:t>
             </w:r>
           </w:p>
         </w:tc>
@@ -22324,7 +22308,7 @@
                 <w:sz w:val="19"/>
                 <w:szCs w:val="19"/>
               </w:rPr>
-              <w:t xml:space="preserve">Con la base caída la API responde en menos de 10 s (no se cuelga) → 5016 ms</w:t>
+              <w:t xml:space="preserve">Con la base caída la API responde en menos de 10 s (no se cuelga) → 5030 ms</w:t>
             </w:r>
           </w:p>
           <w:p>
@@ -22396,7 +22380,7 @@
                 <w:sz w:val="19"/>
                 <w:szCs w:val="19"/>
               </w:rPr>
-              <w:t xml:space="preserve">Al volver la base, la API se recupera sin reiniciar el backend → 1.0 s</w:t>
+              <w:t xml:space="preserve">Al volver la base, la API se recupera sin reiniciar el backend → 1.1 s</w:t>
             </w:r>
           </w:p>
           <w:p>
@@ -22495,7 +22479,7 @@
                 <w:sz w:val="19"/>
                 <w:szCs w:val="19"/>
               </w:rPr>
-              <w:t xml:space="preserve">APROBADA  ·  duración 7.6 s  ·  14/10/26, 1:03:46 a. m. (hora de Colombia)</w:t>
+              <w:t xml:space="preserve">APROBADA  ·  duración 12.4 s  ·  28/10/26, 3:03:07 a. m. (hora de Colombia)</w:t>
             </w:r>
           </w:p>
         </w:tc>
@@ -23403,7 +23387,7 @@
                 <w:sz w:val="19"/>
                 <w:szCs w:val="19"/>
               </w:rPr>
-              <w:t xml:space="preserve">APROBADA  ·  duración 2.8 s  ·  14/10/26, 1:03:49 a. m. (hora de Colombia)</w:t>
+              <w:t xml:space="preserve">APROBADA  ·  duración 11.1 s  ·  28/10/26, 3:03:18 a. m. (hora de Colombia)</w:t>
             </w:r>
           </w:p>
         </w:tc>
@@ -23962,7 +23946,7 @@
                 <w:sz w:val="19"/>
                 <w:szCs w:val="19"/>
               </w:rPr>
-              <w:t xml:space="preserve">Hora actual en Colombia: 01:03; el contenedor del backend usa UTC.</w:t>
+              <w:t xml:space="preserve">Hora actual en Colombia: 03:03; el contenedor del backend usa UTC.</w:t>
             </w:r>
           </w:p>
         </w:tc>
@@ -24212,7 +24196,7 @@
                 <w:sz w:val="19"/>
                 <w:szCs w:val="19"/>
               </w:rPr>
-              <w:t xml:space="preserve">Zona horaria del contenedor: UTC; hora en Colombia 01:03</w:t>
+              <w:t xml:space="preserve">Zona horaria del contenedor: UTC; hora en Colombia 03:03</w:t>
             </w:r>
           </w:p>
           <w:p>
@@ -24236,7 +24220,7 @@
                 <w:sz w:val="19"/>
                 <w:szCs w:val="19"/>
               </w:rPr>
-              <w:t xml:space="preserve">La hora actual no permite el escenario (se necesita entre las 02:00 y las 20:59 de Colombia).</w:t>
+              <w:t xml:space="preserve">La hora actual no permite el escenario (se necesita entre las 06:00 y las 18:59 de Colombia).</w:t>
             </w:r>
           </w:p>
         </w:tc>
@@ -24311,7 +24295,7 @@
                 <w:sz w:val="19"/>
                 <w:szCs w:val="19"/>
               </w:rPr>
-              <w:t xml:space="preserve">APROBADA  ·  duración 0.3 s  ·  14/10/26, 1:03:49 a. m. (hora de Colombia)</w:t>
+              <w:t xml:space="preserve">APROBADA  ·  duración 1.0 s  ·  28/10/26, 3:03:19 a. m. (hora de Colombia)</w:t>
             </w:r>
           </w:p>
         </w:tc>
@@ -25127,7 +25111,7 @@
                 <w:sz w:val="19"/>
                 <w:szCs w:val="19"/>
               </w:rPr>
-              <w:t xml:space="preserve">ESLint termina sin errores → 0 errores, 1 avisos</w:t>
+              <w:t xml:space="preserve">ESLint termina sin errores → 0 errores, 2 avisos</w:t>
             </w:r>
           </w:p>
           <w:p>
@@ -25151,7 +25135,7 @@
                 <w:sz w:val="19"/>
                 <w:szCs w:val="19"/>
               </w:rPr>
-              <w:t xml:space="preserve">ESLint reporta 1 aviso(s): 6:14  warning  Fast refresh only works when a file only exports components. Move your React context(s) to a separate file  react-refresh/only-export-components | ✖ 1 problem (0 errors, 1 warning)</w:t>
+              <w:t xml:space="preserve">ESLint reporta 2 aviso(s): 6:14  warning  Fast refresh only works when a file only exports components. Move your React context(s) to a separate file  react-refresh/only-export-components | 6:10  warning  Fast refresh only works when a file only ex</w:t>
             </w:r>
           </w:p>
           <w:p>
@@ -25175,7 +25159,7 @@
                 <w:sz w:val="19"/>
                 <w:szCs w:val="19"/>
               </w:rPr>
-              <w:t xml:space="preserve">Cobertura de líneas de los servicios del backend ≥ 70 % → 94.4 % (289/306 líneas)</w:t>
+              <w:t xml:space="preserve">Cobertura de líneas de los servicios del backend ≥ 70 % → 95.1 % (292/307 líneas)</w:t>
             </w:r>
           </w:p>
           <w:p>
@@ -25199,7 +25183,7 @@
                 <w:sz w:val="19"/>
                 <w:szCs w:val="19"/>
               </w:rPr>
-              <w:t xml:space="preserve">Cobertura global del backend: líneas 71.1 % · sentencias 70.56 % · funciones 67.37 % · ramas 67.06 %</w:t>
+              <w:t xml:space="preserve">Cobertura global del backend: líneas 79.02 % · sentencias 78.46 % · funciones 76.59 % · ramas 71.51 %</w:t>
             </w:r>
           </w:p>
         </w:tc>
@@ -25274,7 +25258,7 @@
                 <w:sz w:val="19"/>
                 <w:szCs w:val="19"/>
               </w:rPr>
-              <w:t xml:space="preserve">OBSERVACIÓN  ·  duración 3.5 s  ·  14/10/26, 1:03:53 a. m. (hora de Colombia)</w:t>
+              <w:t xml:space="preserve">OBSERVACIÓN  ·  duración 9.3 s  ·  28/10/26, 3:03:28 a. m. (hora de Colombia)</w:t>
             </w:r>
           </w:p>
         </w:tc>
@@ -25833,7 +25817,7 @@
                 <w:sz w:val="15"/>
                 <w:szCs w:val="15"/>
               </w:rPr>
-              <w:t xml:space="preserve">src\services\emailService.js                  85.71 %   18/21</w:t>
+              <w:t xml:space="preserve">src\services\emailService.js                  86.36 %   19/22</w:t>
             </w:r>
           </w:p>
           <w:p>
@@ -25872,7 +25856,7 @@
                 <w:sz w:val="15"/>
                 <w:szCs w:val="15"/>
               </w:rPr>
-              <w:t xml:space="preserve">src\services\retencionService.js              93.84 %   61/65</w:t>
+              <w:t xml:space="preserve">src\services\retencionService.js              96.92 %   63/65</w:t>
             </w:r>
           </w:p>
           <w:p>
@@ -25898,7 +25882,7 @@
                 <w:sz w:val="15"/>
                 <w:szCs w:val="15"/>
               </w:rPr>
-              <w:t xml:space="preserve">src\sockets\temporizadorSocket.js             0 %       0/74</w:t>
+              <w:t xml:space="preserve">src\sockets\temporizadorSocket.js             95.94 %   71/74</w:t>
             </w:r>
           </w:p>
           <w:p>
@@ -26876,6 +26860,344 @@
                 <w:szCs w:val="19"/>
               </w:rPr>
               <w:t xml:space="preserve">NF-14</w:t>
+            </w:r>
+          </w:p>
+        </w:tc>
+        <w:tc>
+          <w:tcPr>
+            <w:tcW w:type="dxa" w:w="1080"/>
+            <w:tcBorders>
+              <w:top w:val="single" w:color="C5CDD3" w:sz="4"/>
+              <w:left w:val="single" w:color="C5CDD3" w:sz="4"/>
+              <w:bottom w:val="single" w:color="C5CDD3" w:sz="4"/>
+              <w:right w:val="single" w:color="C5CDD3" w:sz="4"/>
+            </w:tcBorders>
+            <w:shd w:fill="E8F5E9" w:color="auto" w:val="clear"/>
+            <w:tcMar>
+              <w:top w:type="dxa" w:w="70"/>
+              <w:left w:type="dxa" w:w="110"/>
+              <w:bottom w:type="dxa" w:w="50"/>
+              <w:right w:type="dxa" w:w="110"/>
+            </w:tcMar>
+            <w:vAlign w:val="top"/>
+          </w:tcPr>
+          <w:p>
+            <w:pPr>
+              <w:spacing w:after="40" w:line="264"/>
+            </w:pPr>
+            <w:r>
+              <w:rPr>
+                <w:rFonts w:ascii="Arial" w:cs="Arial" w:eastAsia="Arial" w:hAnsi="Arial"/>
+                <w:b/>
+                <w:bCs/>
+                <w:sz w:val="19"/>
+                <w:szCs w:val="19"/>
+              </w:rPr>
+              <w:t xml:space="preserve">Cerrado</w:t>
+            </w:r>
+          </w:p>
+        </w:tc>
+      </w:tr>
+      <w:tr>
+        <w:trPr>
+          <w:cantSplit/>
+          <w:tblHeader w:val="off"/>
+        </w:trPr>
+        <w:tc>
+          <w:tcPr>
+            <w:tcW w:type="dxa" w:w="900"/>
+            <w:tcBorders>
+              <w:top w:val="single" w:color="C5CDD3" w:sz="4"/>
+              <w:left w:val="single" w:color="C5CDD3" w:sz="4"/>
+              <w:bottom w:val="single" w:color="C5CDD3" w:sz="4"/>
+              <w:right w:val="single" w:color="C5CDD3" w:sz="4"/>
+            </w:tcBorders>
+            <w:tcMar>
+              <w:top w:type="dxa" w:w="70"/>
+              <w:left w:type="dxa" w:w="110"/>
+              <w:bottom w:type="dxa" w:w="50"/>
+              <w:right w:type="dxa" w:w="110"/>
+            </w:tcMar>
+            <w:vAlign w:val="top"/>
+          </w:tcPr>
+          <w:p>
+            <w:pPr>
+              <w:spacing w:after="40" w:line="264"/>
+            </w:pPr>
+            <w:r>
+              <w:rPr>
+                <w:rFonts w:ascii="Arial" w:cs="Arial" w:eastAsia="Arial" w:hAnsi="Arial"/>
+                <w:b/>
+                <w:bCs/>
+                <w:sz w:val="19"/>
+                <w:szCs w:val="19"/>
+              </w:rPr>
+              <w:t xml:space="preserve">DEF-17</w:t>
+            </w:r>
+          </w:p>
+        </w:tc>
+        <w:tc>
+          <w:tcPr>
+            <w:tcW w:type="dxa" w:w="4500"/>
+            <w:tcBorders>
+              <w:top w:val="single" w:color="C5CDD3" w:sz="4"/>
+              <w:left w:val="single" w:color="C5CDD3" w:sz="4"/>
+              <w:bottom w:val="single" w:color="C5CDD3" w:sz="4"/>
+              <w:right w:val="single" w:color="C5CDD3" w:sz="4"/>
+            </w:tcBorders>
+            <w:tcMar>
+              <w:top w:type="dxa" w:w="70"/>
+              <w:left w:type="dxa" w:w="110"/>
+              <w:bottom w:type="dxa" w:w="50"/>
+              <w:right w:type="dxa" w:w="110"/>
+            </w:tcMar>
+            <w:vAlign w:val="top"/>
+          </w:tcPr>
+          <w:p>
+            <w:pPr>
+              <w:spacing w:after="40" w:line="264"/>
+            </w:pPr>
+            <w:r>
+              <w:rPr>
+                <w:rFonts w:ascii="Arial" w:cs="Arial" w:eastAsia="Arial" w:hAnsi="Arial"/>
+                <w:sz w:val="19"/>
+                <w:szCs w:val="19"/>
+              </w:rPr>
+              <w:t xml:space="preserve">Dependencias de producción con vulnerabilidades conocidas (1 alta en el backend y 1 alta en el frontend)</w:t>
+            </w:r>
+          </w:p>
+        </w:tc>
+        <w:tc>
+          <w:tcPr>
+            <w:tcW w:type="dxa" w:w="1100"/>
+            <w:tcBorders>
+              <w:top w:val="single" w:color="C5CDD3" w:sz="4"/>
+              <w:left w:val="single" w:color="C5CDD3" w:sz="4"/>
+              <w:bottom w:val="single" w:color="C5CDD3" w:sz="4"/>
+              <w:right w:val="single" w:color="C5CDD3" w:sz="4"/>
+            </w:tcBorders>
+            <w:tcMar>
+              <w:top w:type="dxa" w:w="70"/>
+              <w:left w:type="dxa" w:w="110"/>
+              <w:bottom w:type="dxa" w:w="50"/>
+              <w:right w:type="dxa" w:w="110"/>
+            </w:tcMar>
+            <w:vAlign w:val="top"/>
+          </w:tcPr>
+          <w:p>
+            <w:pPr>
+              <w:spacing w:after="40" w:line="264"/>
+            </w:pPr>
+            <w:r>
+              <w:rPr>
+                <w:rFonts w:ascii="Arial" w:cs="Arial" w:eastAsia="Arial" w:hAnsi="Arial"/>
+                <w:b/>
+                <w:bCs/>
+                <w:color w:val="8A4B00"/>
+                <w:sz w:val="19"/>
+                <w:szCs w:val="19"/>
+              </w:rPr>
+              <w:t xml:space="preserve">Media</w:t>
+            </w:r>
+          </w:p>
+        </w:tc>
+        <w:tc>
+          <w:tcPr>
+            <w:tcW w:type="dxa" w:w="1500"/>
+            <w:tcBorders>
+              <w:top w:val="single" w:color="C5CDD3" w:sz="4"/>
+              <w:left w:val="single" w:color="C5CDD3" w:sz="4"/>
+              <w:bottom w:val="single" w:color="C5CDD3" w:sz="4"/>
+              <w:right w:val="single" w:color="C5CDD3" w:sz="4"/>
+            </w:tcBorders>
+            <w:tcMar>
+              <w:top w:type="dxa" w:w="70"/>
+              <w:left w:type="dxa" w:w="110"/>
+              <w:bottom w:type="dxa" w:w="50"/>
+              <w:right w:type="dxa" w:w="110"/>
+            </w:tcMar>
+            <w:vAlign w:val="top"/>
+          </w:tcPr>
+          <w:p>
+            <w:pPr>
+              <w:spacing w:after="40" w:line="264"/>
+            </w:pPr>
+            <w:r>
+              <w:rPr>
+                <w:rFonts w:ascii="Arial" w:cs="Arial" w:eastAsia="Arial" w:hAnsi="Arial"/>
+                <w:sz w:val="19"/>
+                <w:szCs w:val="19"/>
+              </w:rPr>
+              <w:t xml:space="preserve">NF-13</w:t>
+            </w:r>
+          </w:p>
+        </w:tc>
+        <w:tc>
+          <w:tcPr>
+            <w:tcW w:type="dxa" w:w="1080"/>
+            <w:tcBorders>
+              <w:top w:val="single" w:color="C5CDD3" w:sz="4"/>
+              <w:left w:val="single" w:color="C5CDD3" w:sz="4"/>
+              <w:bottom w:val="single" w:color="C5CDD3" w:sz="4"/>
+              <w:right w:val="single" w:color="C5CDD3" w:sz="4"/>
+            </w:tcBorders>
+            <w:shd w:fill="E8F5E9" w:color="auto" w:val="clear"/>
+            <w:tcMar>
+              <w:top w:type="dxa" w:w="70"/>
+              <w:left w:type="dxa" w:w="110"/>
+              <w:bottom w:type="dxa" w:w="50"/>
+              <w:right w:type="dxa" w:w="110"/>
+            </w:tcMar>
+            <w:vAlign w:val="top"/>
+          </w:tcPr>
+          <w:p>
+            <w:pPr>
+              <w:spacing w:after="40" w:line="264"/>
+            </w:pPr>
+            <w:r>
+              <w:rPr>
+                <w:rFonts w:ascii="Arial" w:cs="Arial" w:eastAsia="Arial" w:hAnsi="Arial"/>
+                <w:b/>
+                <w:bCs/>
+                <w:sz w:val="19"/>
+                <w:szCs w:val="19"/>
+              </w:rPr>
+              <w:t xml:space="preserve">Cerrado</w:t>
+            </w:r>
+          </w:p>
+        </w:tc>
+      </w:tr>
+      <w:tr>
+        <w:trPr>
+          <w:cantSplit/>
+          <w:tblHeader w:val="off"/>
+        </w:trPr>
+        <w:tc>
+          <w:tcPr>
+            <w:tcW w:type="dxa" w:w="900"/>
+            <w:tcBorders>
+              <w:top w:val="single" w:color="C5CDD3" w:sz="4"/>
+              <w:left w:val="single" w:color="C5CDD3" w:sz="4"/>
+              <w:bottom w:val="single" w:color="C5CDD3" w:sz="4"/>
+              <w:right w:val="single" w:color="C5CDD3" w:sz="4"/>
+            </w:tcBorders>
+            <w:tcMar>
+              <w:top w:type="dxa" w:w="70"/>
+              <w:left w:type="dxa" w:w="110"/>
+              <w:bottom w:type="dxa" w:w="50"/>
+              <w:right w:type="dxa" w:w="110"/>
+            </w:tcMar>
+            <w:vAlign w:val="top"/>
+          </w:tcPr>
+          <w:p>
+            <w:pPr>
+              <w:spacing w:after="40" w:line="264"/>
+            </w:pPr>
+            <w:r>
+              <w:rPr>
+                <w:rFonts w:ascii="Arial" w:cs="Arial" w:eastAsia="Arial" w:hAnsi="Arial"/>
+                <w:b/>
+                <w:bCs/>
+                <w:sz w:val="19"/>
+                <w:szCs w:val="19"/>
+              </w:rPr>
+              <w:t xml:space="preserve">DEF-18</w:t>
+            </w:r>
+          </w:p>
+        </w:tc>
+        <w:tc>
+          <w:tcPr>
+            <w:tcW w:type="dxa" w:w="4500"/>
+            <w:tcBorders>
+              <w:top w:val="single" w:color="C5CDD3" w:sz="4"/>
+              <w:left w:val="single" w:color="C5CDD3" w:sz="4"/>
+              <w:bottom w:val="single" w:color="C5CDD3" w:sz="4"/>
+              <w:right w:val="single" w:color="C5CDD3" w:sz="4"/>
+            </w:tcBorders>
+            <w:tcMar>
+              <w:top w:type="dxa" w:w="70"/>
+              <w:left w:type="dxa" w:w="110"/>
+              <w:bottom w:type="dxa" w:w="50"/>
+              <w:right w:type="dxa" w:w="110"/>
+            </w:tcMar>
+            <w:vAlign w:val="top"/>
+          </w:tcPr>
+          <w:p>
+            <w:pPr>
+              <w:spacing w:after="40" w:line="264"/>
+            </w:pPr>
+            <w:r>
+              <w:rPr>
+                <w:rFonts w:ascii="Arial" w:cs="Arial" w:eastAsia="Arial" w:hAnsi="Arial"/>
+                <w:sz w:val="19"/>
+                <w:szCs w:val="19"/>
+              </w:rPr>
+              <w:t xml:space="preserve">Hallazgos de seguridad del SonarQube del equipo: credenciales de ejemplo en el pipeline, entradas sin validar y scripts de instalación habilitados</w:t>
+            </w:r>
+          </w:p>
+        </w:tc>
+        <w:tc>
+          <w:tcPr>
+            <w:tcW w:type="dxa" w:w="1100"/>
+            <w:tcBorders>
+              <w:top w:val="single" w:color="C5CDD3" w:sz="4"/>
+              <w:left w:val="single" w:color="C5CDD3" w:sz="4"/>
+              <w:bottom w:val="single" w:color="C5CDD3" w:sz="4"/>
+              <w:right w:val="single" w:color="C5CDD3" w:sz="4"/>
+            </w:tcBorders>
+            <w:tcMar>
+              <w:top w:type="dxa" w:w="70"/>
+              <w:left w:type="dxa" w:w="110"/>
+              <w:bottom w:type="dxa" w:w="50"/>
+              <w:right w:type="dxa" w:w="110"/>
+            </w:tcMar>
+            <w:vAlign w:val="top"/>
+          </w:tcPr>
+          <w:p>
+            <w:pPr>
+              <w:spacing w:after="40" w:line="264"/>
+            </w:pPr>
+            <w:r>
+              <w:rPr>
+                <w:rFonts w:ascii="Arial" w:cs="Arial" w:eastAsia="Arial" w:hAnsi="Arial"/>
+                <w:b/>
+                <w:bCs/>
+                <w:color w:val="8A4B00"/>
+                <w:sz w:val="19"/>
+                <w:szCs w:val="19"/>
+              </w:rPr>
+              <w:t xml:space="preserve">Media</w:t>
+            </w:r>
+          </w:p>
+        </w:tc>
+        <w:tc>
+          <w:tcPr>
+            <w:tcW w:type="dxa" w:w="1500"/>
+            <w:tcBorders>
+              <w:top w:val="single" w:color="C5CDD3" w:sz="4"/>
+              <w:left w:val="single" w:color="C5CDD3" w:sz="4"/>
+              <w:bottom w:val="single" w:color="C5CDD3" w:sz="4"/>
+              <w:right w:val="single" w:color="C5CDD3" w:sz="4"/>
+            </w:tcBorders>
+            <w:tcMar>
+              <w:top w:type="dxa" w:w="70"/>
+              <w:left w:type="dxa" w:w="110"/>
+              <w:bottom w:type="dxa" w:w="50"/>
+              <w:right w:type="dxa" w:w="110"/>
+            </w:tcMar>
+            <w:vAlign w:val="top"/>
+          </w:tcPr>
+          <w:p>
+            <w:pPr>
+              <w:spacing w:after="40" w:line="264"/>
+            </w:pPr>
+            <w:r>
+              <w:rPr>
+                <w:rFonts w:ascii="Arial" w:cs="Arial" w:eastAsia="Arial" w:hAnsi="Arial"/>
+                <w:sz w:val="19"/>
+                <w:szCs w:val="19"/>
+              </w:rPr>
+              <w:t xml:space="preserve">NF-13</w:t>
             </w:r>
           </w:p>
         </w:tc>
@@ -27020,62 +27342,6 @@
           <w:sz w:val="19"/>
           <w:szCs w:val="19"/>
         </w:rPr>
-        <w:t xml:space="preserve">NF-13: </w:t>
-      </w:r>
-      <w:r>
-        <w:rPr>
-          <w:rFonts w:ascii="Arial" w:cs="Arial" w:eastAsia="Arial" w:hAnsi="Arial"/>
-          <w:sz w:val="19"/>
-          <w:szCs w:val="19"/>
-        </w:rPr>
-        <w:t xml:space="preserve">El workflow de CI define la contraseña de una base PostgreSQL efímera (canchaya:canchaya@localhost) para el job de pruebas: es aceptable porque la base solo existe durante el job y no contiene datos reales, pero no debe reutilizarse en ningún otro entorno.</w:t>
-      </w:r>
-    </w:p>
-    <w:p>
-      <w:pPr>
-        <w:pStyle w:val="ListParagraph"/>
-        <w:numPr>
-          <w:ilvl w:val="0"/>
-          <w:numId w:val="2"/>
-        </w:numPr>
-        <w:spacing w:after="60" w:line="276"/>
-      </w:pPr>
-      <w:r>
-        <w:rPr>
-          <w:rFonts w:ascii="Arial" w:cs="Arial" w:eastAsia="Arial" w:hAnsi="Arial"/>
-          <w:b/>
-          <w:bCs/>
-          <w:sz w:val="19"/>
-          <w:szCs w:val="19"/>
-        </w:rPr>
-        <w:t xml:space="preserve">NF-13: </w:t>
-      </w:r>
-      <w:r>
-        <w:rPr>
-          <w:rFonts w:ascii="Arial" w:cs="Arial" w:eastAsia="Arial" w:hAnsi="Arial"/>
-          <w:sz w:val="19"/>
-          <w:szCs w:val="19"/>
-        </w:rPr>
-        <w:t xml:space="preserve">backend: 1 vulnerabilidades moderadas/bajas pendientes de revisión (npm audit).</w:t>
-      </w:r>
-    </w:p>
-    <w:p>
-      <w:pPr>
-        <w:pStyle w:val="ListParagraph"/>
-        <w:numPr>
-          <w:ilvl w:val="0"/>
-          <w:numId w:val="2"/>
-        </w:numPr>
-        <w:spacing w:after="60" w:line="276"/>
-      </w:pPr>
-      <w:r>
-        <w:rPr>
-          <w:rFonts w:ascii="Arial" w:cs="Arial" w:eastAsia="Arial" w:hAnsi="Arial"/>
-          <w:b/>
-          <w:bCs/>
-          <w:sz w:val="19"/>
-          <w:szCs w:val="19"/>
-        </w:rPr>
         <w:t xml:space="preserve">NF-16: </w:t>
       </w:r>
       <w:r>
@@ -27112,7 +27378,7 @@
           <w:sz w:val="19"/>
           <w:szCs w:val="19"/>
         </w:rPr>
-        <w:t xml:space="preserve">ESLint reporta 1 aviso(s): 6:14  warning  Fast refresh only works when a file only exports components. Move your React context(s) to a separate file  react-refresh/only-export-components | ✖ 1 problem (0 errors, 1 warning)</w:t>
+        <w:t xml:space="preserve">ESLint reporta 2 aviso(s): 6:14  warning  Fast refresh only works when a file only exports components. Move your React context(s) to a separate file  react-refresh/only-export-components | 6:10  warning  Fast refresh only works when a file only ex</w:t>
       </w:r>
     </w:p>
     <w:p>
@@ -27142,7 +27408,7 @@
           <w:sz w:val="19"/>
           <w:szCs w:val="19"/>
         </w:rPr>
-        <w:t xml:space="preserve">Se ejecutaron 21 casos: 16 aprobados (76 %), 0 fallidos y 5 con observación. Todos los casos cumplieron el resultado esperado.</w:t>
+        <w:t xml:space="preserve">Se ejecutaron 21 casos: 17 aprobados (81 %), 0 fallidos y 4 con observación. Todos los casos cumplieron el resultado esperado.</w:t>
       </w:r>
     </w:p>
     <w:sectPr>
